--- a/assets/SAMPLE-Document-for-PowerPoint.docx
+++ b/assets/SAMPLE-Document-for-PowerPoint.docx
@@ -7,12 +7,12 @@
         <w:pStyle w:val="Title"/>
       </w:pPr>
       <w:r>
-        <w:t>Q3 Budget Review &amp; Compliance Update</w:t>
+        <w:t>DMID Recompete — Acquisition Planning Summary</w:t>
       </w:r>
     </w:p>
     <w:p>
       <w:r>
-        <w:t>Prepared for: Program Leadership   |   Status: Draft for review   |   Fictional sample — training use only</w:t>
+        <w:t>Prepared for: Acquisition Planning Review   |   Status: Draft for review   |   Fictional sample — training use only</w:t>
       </w:r>
     </w:p>
     <w:p>
@@ -25,7 +25,7 @@
     </w:p>
     <w:p>
       <w:r>
-        <w:t>The Q3 budget allocation process is 85% complete, with final approval expected by end of week. In parallel, we have identified a critical gap in the compliance audit scope that requires immediate revision before the audit can begin.</w:t>
+        <w:t>The DMID delivery order (incumbent Contoso Federal, firm-fixed-price) expires 3/31/2027 and is up for recompete. Acquisition planning is underway, with an RFP targeted for release in Q1.</w:t>
       </w:r>
     </w:p>
     <w:p>
@@ -33,40 +33,12 @@
         <w:pStyle w:val="Heading1"/>
       </w:pPr>
       <w:r>
-        <w:t>Budget Status by Department</w:t>
+        <w:t>Market Research</w:t>
       </w:r>
     </w:p>
     <w:p>
       <w:r>
-        <w:rPr>
-          <w:b/>
-        </w:rPr>
-        <w:t>Infrastructure ($45K) — APPROVED.</w:t>
-      </w:r>
-      <w:r>
-        <w:t xml:space="preserve"> Cloud migration project funded and underway.</w:t>
-      </w:r>
-    </w:p>
-    <w:p>
-      <w:r>
-        <w:rPr>
-          <w:b/>
-        </w:rPr>
-        <w:t>Marketing ($60K) — PENDING LEGAL REVIEW.</w:t>
-      </w:r>
-      <w:r>
-        <w:t xml:space="preserve"> Campaign launch materials approved, but spend requires general counsel sign-off. Legal estimates 2-3 business days.</w:t>
-      </w:r>
-    </w:p>
-    <w:p>
-      <w:r>
-        <w:rPr>
-          <w:b/>
-        </w:rPr>
-        <w:t>HR &amp; Training ($20K) — APPROVED.</w:t>
-      </w:r>
-      <w:r>
-        <w:t xml:space="preserve"> Leadership training program investment cleared.</w:t>
+        <w:t>A sources-sought notice identified six capable vendors, including two viable small-business set-aside candidates. The incumbent is performing well, with a most-recent CPARS rating of Satisfactory.</w:t>
       </w:r>
     </w:p>
     <w:p>
@@ -74,17 +46,12 @@
         <w:pStyle w:val="Heading1"/>
       </w:pPr>
       <w:r>
-        <w:t>Open Issues</w:t>
+        <w:t>Requirements / Draft PWS</w:t>
       </w:r>
     </w:p>
     <w:p>
       <w:r>
-        <w:t>1. Marketing Legal Review: Legal team processing the GC escalation. Expected decision Thursday EOD.</w:t>
-      </w:r>
-    </w:p>
-    <w:p>
-      <w:r>
-        <w:t>2. Compliance Audit Scope: Current scope does not include third-party vendor assessment. Scope revision needed before audit kickoff. Estimated 1 additional week to finalize the revised scope.</w:t>
+        <w:t>The draft PWS is approximately 80% complete. It adds a third-party vendor assessment task that is not in the current scope, and introduces performance-based metrics governed by a Quality Assurance Surveillance Plan (QASP).</w:t>
       </w:r>
     </w:p>
     <w:p>
@@ -92,7 +59,7 @@
         <w:pStyle w:val="Heading1"/>
       </w:pPr>
       <w:r>
-        <w:t>Timeline</w:t>
+        <w:t>Schedule</w:t>
       </w:r>
     </w:p>
     <w:p>
@@ -100,7 +67,7 @@
         <w:pStyle w:val="ListBullet"/>
       </w:pPr>
       <w:r>
-        <w:t>Today: HR budget approved</w:t>
+        <w:t>Finalize the PWS by month-end</w:t>
       </w:r>
     </w:p>
     <w:p>
@@ -108,7 +75,7 @@
         <w:pStyle w:val="ListBullet"/>
       </w:pPr>
       <w:r>
-        <w:t>Tomorrow 10:00am: Compliance audit scope discussion (Legal, Finance, Audit)</w:t>
+        <w:t>Legal review of the small-business set-aside decision</w:t>
       </w:r>
     </w:p>
     <w:p>
@@ -116,7 +83,7 @@
         <w:pStyle w:val="ListBullet"/>
       </w:pPr>
       <w:r>
-        <w:t>Thursday EOD: Legal decision on marketing spend expected</w:t>
+        <w:t>Industry day in approximately three weeks</w:t>
       </w:r>
     </w:p>
     <w:p>
@@ -124,7 +91,7 @@
         <w:pStyle w:val="ListBullet"/>
       </w:pPr>
       <w:r>
-        <w:t>Friday EOD: Final budget approval and revised compliance scope due</w:t>
+        <w:t>RFP release targeted for Q1</w:t>
       </w:r>
     </w:p>
     <w:p>
@@ -137,17 +104,17 @@
     </w:p>
     <w:p>
       <w:r>
-        <w:t>Risk 1: If legal review extends beyond Thursday, budget approval slips to the following week.</w:t>
+        <w:t>Risk 1: If the vendor-assessment task is not finalized, the draft PWS slips and pushes the RFP date.</w:t>
       </w:r>
     </w:p>
     <w:p>
       <w:r>
-        <w:t>Risk 2: Compliance scope revision may delay the audit start by 1-2 weeks.</w:t>
+        <w:t>Risk 2: If award slips past the current period of performance, a bridge action is needed to avoid a gap in services.</w:t>
       </w:r>
     </w:p>
     <w:p>
       <w:r>
-        <w:t>Recommendation: Proceed with non-marketing spend approvals this week. Escalate the marketing legal review for faster turnaround. Hold the compliance scope discussion tomorrow to unblock the revision.</w:t>
+        <w:t>Recommendation: Lock the PWS scope this month, obtain the Legal set-aside determination early, and hold the industry day on schedule.</w:t>
       </w:r>
     </w:p>
     <w:sectPr>
